--- a/extensao_seeu/modelos/intimacao_pessoal_justificativa.docx
+++ b/extensao_seeu/modelos/intimacao_pessoal_justificativa.docx
@@ -102,7 +102,7 @@
           <w:sz w:val="26"/>
           <w:szCs w:val="26"/>
         </w:rPr>
-        <w:t xml:space="preserve">Verificou-se a ocorrência de incidentes no decorrer do cumprimento da pena pelo sentenciado. A apresentação de justificativa sobre os incidentes dependem de informações que devem ser prestadas pelo próprio sentenciado.</w:t>
+        <w:t xml:space="preserve">Verificou-se a ocorrência de incidentes no decorrer do cumprimento da pena pelo sentenciado. A apresentação de justificativa sobre os incidentes depende de informações que devem ser prestadas pelo próprio sentenciado.</w:t>
       </w:r>
     </w:p>
     <w:p>
